--- a/Application/DDS2/Causal_Search_Experiment/線形・非線形因果探索比較.docx
+++ b/Application/DDS2/Causal_Search_Experiment/線形・非線形因果探索比較.docx
@@ -158,7 +158,7 @@
                           <pic:cNvPicPr/>
                         </pic:nvPicPr>
                         <pic:blipFill>
-                          <a:blip r:embed="rId4" cstate="print">
+                          <a:blip r:embed="rId6" cstate="print">
                             <a:extLst>
                               <a:ext uri="{28A0092B-C50C-407E-A947-70E740481C1C}">
                                 <a14:useLocalDpi xmlns:a14="http://schemas.microsoft.com/office/drawing/2010/main" val="0"/>
@@ -300,7 +300,7 @@
                   <o:lock v:ext="edit" aspectratio="t"/>
                 </v:shapetype>
                 <v:shape id="図 3" o:spid="_x0000_s1027" type="#_x0000_t75" style="position:absolute;width:31683;height:33123;visibility:visible;mso-wrap-style:square" o:gfxdata="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">
-                  <v:imagedata r:id="rId5" o:title=""/>
+                  <v:imagedata r:id="rId7" o:title=""/>
                 </v:shape>
                 <v:rect id="正方形/長方形 4" o:spid="_x0000_s1028" style="position:absolute;left:14401;top:12241;width:3601;height:3600;visibility:visible;mso-wrap-style:square;v-text-anchor:middle" o:gfxdata="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" fillcolor="#4472c4 [3204]" stroked="f" strokeweight="1pt">
                   <v:fill opacity="19018f"/>
@@ -1215,20 +1215,89 @@
           <w:rFonts w:ascii="Meiryo UI" w:eastAsia="Meiryo UI" w:hAnsi="Meiryo UI" w:cs="Meiryo UI"/>
         </w:rPr>
       </w:pPr>
-    </w:p>
-    <w:p>
-      <w:pPr>
-        <w:rPr>
-          <w:rFonts w:ascii="Meiryo UI" w:eastAsia="Meiryo UI" w:hAnsi="Meiryo UI" w:cs="Meiryo UI"/>
-        </w:rPr>
-      </w:pPr>
       <w:r>
         <w:rPr>
           <w:rFonts w:ascii="Meiryo UI" w:eastAsia="Meiryo UI" w:hAnsi="Meiryo UI" w:cs="Meiryo UI"/>
           <w:noProof/>
         </w:rPr>
         <w:drawing>
-          <wp:anchor distT="0" distB="0" distL="114300" distR="114300" simplePos="0" relativeHeight="251663360" behindDoc="0" locked="0" layoutInCell="1" allowOverlap="1" wp14:anchorId="30AA6251" wp14:editId="138A788C">
+          <wp:anchor distT="0" distB="0" distL="114300" distR="114300" simplePos="0" relativeHeight="251662336" behindDoc="0" locked="0" layoutInCell="1" allowOverlap="1" wp14:anchorId="423F5266" wp14:editId="007E4B67">
+            <wp:simplePos x="0" y="0"/>
+            <wp:positionH relativeFrom="column">
+              <wp:posOffset>-290942</wp:posOffset>
+            </wp:positionH>
+            <wp:positionV relativeFrom="paragraph">
+              <wp:posOffset>83969</wp:posOffset>
+            </wp:positionV>
+            <wp:extent cx="2945765" cy="1437640"/>
+            <wp:effectExtent l="0" t="0" r="6985" b="0"/>
+            <wp:wrapNone/>
+            <wp:docPr id="1029" name="Picture 5"/>
+            <wp:cNvGraphicFramePr>
+              <a:graphicFrameLocks xmlns:a="http://schemas.openxmlformats.org/drawingml/2006/main" noChangeAspect="1"/>
+            </wp:cNvGraphicFramePr>
+            <a:graphic xmlns:a="http://schemas.openxmlformats.org/drawingml/2006/main">
+              <a:graphicData uri="http://schemas.openxmlformats.org/drawingml/2006/picture">
+                <pic:pic xmlns:pic="http://schemas.openxmlformats.org/drawingml/2006/picture">
+                  <pic:nvPicPr>
+                    <pic:cNvPr id="1029" name="Picture 5"/>
+                    <pic:cNvPicPr>
+                      <a:picLocks noChangeAspect="1" noChangeArrowheads="1"/>
+                    </pic:cNvPicPr>
+                  </pic:nvPicPr>
+                  <pic:blipFill>
+                    <a:blip r:embed="rId8">
+                      <a:extLst>
+                        <a:ext uri="{28A0092B-C50C-407E-A947-70E740481C1C}">
+                          <a14:useLocalDpi xmlns:a14="http://schemas.microsoft.com/office/drawing/2010/main" val="0"/>
+                        </a:ext>
+                      </a:extLst>
+                    </a:blip>
+                    <a:srcRect/>
+                    <a:stretch>
+                      <a:fillRect/>
+                    </a:stretch>
+                  </pic:blipFill>
+                  <pic:spPr bwMode="auto">
+                    <a:xfrm>
+                      <a:off x="0" y="0"/>
+                      <a:ext cx="2945765" cy="1437640"/>
+                    </a:xfrm>
+                    <a:prstGeom prst="rect">
+                      <a:avLst/>
+                    </a:prstGeom>
+                    <a:noFill/>
+                    <a:ln>
+                      <a:noFill/>
+                    </a:ln>
+                    <a:effectLst/>
+                  </pic:spPr>
+                </pic:pic>
+              </a:graphicData>
+            </a:graphic>
+            <wp14:sizeRelH relativeFrom="margin">
+              <wp14:pctWidth>0</wp14:pctWidth>
+            </wp14:sizeRelH>
+            <wp14:sizeRelV relativeFrom="margin">
+              <wp14:pctHeight>0</wp14:pctHeight>
+            </wp14:sizeRelV>
+          </wp:anchor>
+        </w:drawing>
+      </w:r>
+    </w:p>
+    <w:p>
+      <w:pPr>
+        <w:rPr>
+          <w:rFonts w:ascii="Meiryo UI" w:eastAsia="Meiryo UI" w:hAnsi="Meiryo UI" w:cs="Meiryo UI"/>
+        </w:rPr>
+      </w:pPr>
+      <w:r>
+        <w:rPr>
+          <w:rFonts w:ascii="Meiryo UI" w:eastAsia="Meiryo UI" w:hAnsi="Meiryo UI" w:cs="Meiryo UI"/>
+          <w:noProof/>
+        </w:rPr>
+        <w:drawing>
+          <wp:anchor distT="0" distB="0" distL="114300" distR="114300" simplePos="0" relativeHeight="251663360" behindDoc="0" locked="0" layoutInCell="1" allowOverlap="1" wp14:anchorId="30AA6251" wp14:editId="62682D07">
             <wp:simplePos x="0" y="0"/>
             <wp:positionH relativeFrom="column">
               <wp:posOffset>2952750</wp:posOffset>
@@ -1253,7 +1322,7 @@
                     </pic:cNvPicPr>
                   </pic:nvPicPr>
                   <pic:blipFill>
-                    <a:blip r:embed="rId6">
+                    <a:blip r:embed="rId9">
                       <a:extLst>
                         <a:ext uri="{28A0092B-C50C-407E-A947-70E740481C1C}">
                           <a14:useLocalDpi xmlns:a14="http://schemas.microsoft.com/office/drawing/2010/main" val="0"/>
@@ -1291,89 +1360,6 @@
           </wp:anchor>
         </w:drawing>
       </w:r>
-      <w:r>
-        <w:rPr>
-          <w:rFonts w:ascii="Meiryo UI" w:eastAsia="Meiryo UI" w:hAnsi="Meiryo UI" w:cs="Meiryo UI"/>
-          <w:noProof/>
-        </w:rPr>
-        <w:drawing>
-          <wp:anchor distT="0" distB="0" distL="114300" distR="114300" simplePos="0" relativeHeight="251662336" behindDoc="0" locked="0" layoutInCell="1" allowOverlap="1" wp14:anchorId="423F5266" wp14:editId="1248EE18">
-            <wp:simplePos x="0" y="0"/>
-            <wp:positionH relativeFrom="column">
-              <wp:posOffset>-277495</wp:posOffset>
-            </wp:positionH>
-            <wp:positionV relativeFrom="paragraph">
-              <wp:posOffset>-162560</wp:posOffset>
-            </wp:positionV>
-            <wp:extent cx="2945765" cy="1437640"/>
-            <wp:effectExtent l="0" t="0" r="6985" b="0"/>
-            <wp:wrapNone/>
-            <wp:docPr id="1029" name="Picture 5"/>
-            <wp:cNvGraphicFramePr>
-              <a:graphicFrameLocks xmlns:a="http://schemas.openxmlformats.org/drawingml/2006/main" noChangeAspect="1"/>
-            </wp:cNvGraphicFramePr>
-            <a:graphic xmlns:a="http://schemas.openxmlformats.org/drawingml/2006/main">
-              <a:graphicData uri="http://schemas.openxmlformats.org/drawingml/2006/picture">
-                <pic:pic xmlns:pic="http://schemas.openxmlformats.org/drawingml/2006/picture">
-                  <pic:nvPicPr>
-                    <pic:cNvPr id="1029" name="Picture 5"/>
-                    <pic:cNvPicPr>
-                      <a:picLocks noChangeAspect="1" noChangeArrowheads="1"/>
-                    </pic:cNvPicPr>
-                  </pic:nvPicPr>
-                  <pic:blipFill>
-                    <a:blip r:embed="rId7">
-                      <a:extLst>
-                        <a:ext uri="{28A0092B-C50C-407E-A947-70E740481C1C}">
-                          <a14:useLocalDpi xmlns:a14="http://schemas.microsoft.com/office/drawing/2010/main" val="0"/>
-                        </a:ext>
-                      </a:extLst>
-                    </a:blip>
-                    <a:srcRect/>
-                    <a:stretch>
-                      <a:fillRect/>
-                    </a:stretch>
-                  </pic:blipFill>
-                  <pic:spPr bwMode="auto">
-                    <a:xfrm>
-                      <a:off x="0" y="0"/>
-                      <a:ext cx="2945765" cy="1437640"/>
-                    </a:xfrm>
-                    <a:prstGeom prst="rect">
-                      <a:avLst/>
-                    </a:prstGeom>
-                    <a:noFill/>
-                    <a:ln>
-                      <a:noFill/>
-                    </a:ln>
-                    <a:effectLst/>
-                  </pic:spPr>
-                </pic:pic>
-              </a:graphicData>
-            </a:graphic>
-            <wp14:sizeRelH relativeFrom="margin">
-              <wp14:pctWidth>0</wp14:pctWidth>
-            </wp14:sizeRelH>
-            <wp14:sizeRelV relativeFrom="margin">
-              <wp14:pctHeight>0</wp14:pctHeight>
-            </wp14:sizeRelV>
-          </wp:anchor>
-        </w:drawing>
-      </w:r>
-    </w:p>
-    <w:p>
-      <w:pPr>
-        <w:rPr>
-          <w:rFonts w:ascii="Meiryo UI" w:eastAsia="Meiryo UI" w:hAnsi="Meiryo UI" w:cs="Meiryo UI"/>
-        </w:rPr>
-      </w:pPr>
-    </w:p>
-    <w:p>
-      <w:pPr>
-        <w:rPr>
-          <w:rFonts w:ascii="Meiryo UI" w:eastAsia="Meiryo UI" w:hAnsi="Meiryo UI" w:cs="Meiryo UI"/>
-        </w:rPr>
-      </w:pPr>
     </w:p>
     <w:p>
       <w:pPr>
@@ -1431,15 +1417,15 @@
         <mc:AlternateContent>
           <mc:Choice Requires="wpg">
             <w:drawing>
-              <wp:anchor distT="0" distB="0" distL="114300" distR="114300" simplePos="0" relativeHeight="251665408" behindDoc="0" locked="0" layoutInCell="1" allowOverlap="1" wp14:anchorId="12E2DCCC" wp14:editId="243D3BED">
+              <wp:anchor distT="0" distB="0" distL="114300" distR="114300" simplePos="0" relativeHeight="251665408" behindDoc="0" locked="0" layoutInCell="1" allowOverlap="1" wp14:anchorId="12E2DCCC" wp14:editId="725BEA65">
                 <wp:simplePos x="0" y="0"/>
                 <wp:positionH relativeFrom="column">
-                  <wp:posOffset>2950845</wp:posOffset>
+                  <wp:posOffset>2949500</wp:posOffset>
                 </wp:positionH>
                 <wp:positionV relativeFrom="paragraph">
-                  <wp:posOffset>1270</wp:posOffset>
+                  <wp:posOffset>187325</wp:posOffset>
                 </wp:positionV>
-                <wp:extent cx="2999740" cy="1393190"/>
+                <wp:extent cx="2999740" cy="1661795"/>
                 <wp:effectExtent l="0" t="0" r="0" b="0"/>
                 <wp:wrapNone/>
                 <wp:docPr id="8" name="グループ化 3"/>
@@ -1451,9 +1437,9 @@
                       <wpg:grpSpPr>
                         <a:xfrm>
                           <a:off x="0" y="0"/>
-                          <a:ext cx="2999740" cy="1393190"/>
-                          <a:chOff x="3960440" y="2076184"/>
-                          <a:chExt cx="3599407" cy="1812249"/>
+                          <a:ext cx="2999740" cy="1661795"/>
+                          <a:chOff x="3960440" y="1726348"/>
+                          <a:chExt cx="3599407" cy="2162085"/>
                         </a:xfrm>
                       </wpg:grpSpPr>
                       <pic:pic xmlns:pic="http://schemas.openxmlformats.org/drawingml/2006/picture">
@@ -1464,7 +1450,7 @@
                           </pic:cNvPicPr>
                         </pic:nvPicPr>
                         <pic:blipFill>
-                          <a:blip r:embed="rId8">
+                          <a:blip r:embed="rId10">
                             <a:extLst>
                               <a:ext uri="{28A0092B-C50C-407E-A947-70E740481C1C}">
                                 <a14:useLocalDpi xmlns:a14="http://schemas.microsoft.com/office/drawing/2010/main" val="0"/>
@@ -1524,8 +1510,8 @@
                         <wps:cNvSpPr/>
                         <wps:spPr>
                           <a:xfrm>
-                            <a:off x="4949440" y="2076184"/>
-                            <a:ext cx="1338961" cy="382201"/>
+                            <a:off x="4949440" y="1726348"/>
+                            <a:ext cx="1554985" cy="732037"/>
                           </a:xfrm>
                           <a:prstGeom prst="rect">
                             <a:avLst/>
@@ -1581,12 +1567,31 @@
           </mc:Choice>
           <mc:Fallback>
             <w:pict>
-              <v:group w14:anchorId="12E2DCCC" id="グループ化 3" o:spid="_x0000_s1029" style="position:absolute;left:0;text-align:left;margin-left:232.35pt;margin-top:.1pt;width:236.2pt;height:109.7pt;z-index:251665408;mso-width-relative:margin;mso-height-relative:margin" coordorigin="39604,20761" coordsize="35994,18122" o:gfxdata="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">
+              <v:group w14:anchorId="12E2DCCC" id="グループ化 3" o:spid="_x0000_s1029" style="position:absolute;left:0;text-align:left;margin-left:232.25pt;margin-top:14.75pt;width:236.2pt;height:130.85pt;z-index:251665408;mso-width-relative:margin;mso-height-relative:margin" coordorigin="39604,17263" coordsize="35994,21620" o:gfxdata="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">
+                <v:shapetype id="_x0000_t75" coordsize="21600,21600" o:spt="75" o:preferrelative="t" path="m@4@5l@4@11@9@11@9@5xe" filled="f" stroked="f">
+                  <v:stroke joinstyle="miter"/>
+                  <v:formulas>
+                    <v:f eqn="if lineDrawn pixelLineWidth 0"/>
+                    <v:f eqn="sum @0 1 0"/>
+                    <v:f eqn="sum 0 0 @1"/>
+                    <v:f eqn="prod @2 1 2"/>
+                    <v:f eqn="prod @3 21600 pixelWidth"/>
+                    <v:f eqn="prod @3 21600 pixelHeight"/>
+                    <v:f eqn="sum @0 0 1"/>
+                    <v:f eqn="prod @6 1 2"/>
+                    <v:f eqn="prod @7 21600 pixelWidth"/>
+                    <v:f eqn="sum @8 21600 0"/>
+                    <v:f eqn="prod @7 21600 pixelHeight"/>
+                    <v:f eqn="sum @10 21600 0"/>
+                  </v:formulas>
+                  <v:path o:extrusionok="f" gradientshapeok="t" o:connecttype="rect"/>
+                  <o:lock v:ext="edit" aspectratio="t"/>
+                </v:shapetype>
                 <v:shape id="Picture 8" o:spid="_x0000_s1030" type="#_x0000_t75" style="position:absolute;left:39604;top:21602;width:35994;height:17282;visibility:visible;mso-wrap-style:square" o:gfxdata="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" fillcolor="#4472c4 [3204]" strokecolor="black [3213]">
-                  <v:imagedata r:id="rId9" o:title=""/>
+                  <v:imagedata r:id="rId11" o:title=""/>
                   <v:shadow color="#e7e6e6 [3214]"/>
                 </v:shape>
-                <v:rect id="正方形/長方形 12" o:spid="_x0000_s1031" style="position:absolute;left:49494;top:20761;width:13390;height:3822;visibility:visible;mso-wrap-style:square;v-text-anchor:top" o:gfxdata="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" filled="f" stroked="f">
+                <v:rect id="正方形/長方形 12" o:spid="_x0000_s1031" style="position:absolute;left:49494;top:17263;width:15550;height:7320;visibility:visible;mso-wrap-style:square;v-text-anchor:top" o:gfxdata="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" filled="f" stroked="f">
                   <v:textbox>
                     <w:txbxContent>
                       <w:p>
@@ -1633,16 +1638,16 @@
         <mc:AlternateContent>
           <mc:Choice Requires="wpg">
             <w:drawing>
-              <wp:anchor distT="0" distB="0" distL="114300" distR="114300" simplePos="0" relativeHeight="251664384" behindDoc="0" locked="0" layoutInCell="1" allowOverlap="1" wp14:anchorId="5C30C751" wp14:editId="565B4E8F">
+              <wp:anchor distT="0" distB="0" distL="114300" distR="114300" simplePos="0" relativeHeight="251664384" behindDoc="0" locked="0" layoutInCell="1" allowOverlap="1" wp14:anchorId="5C30C751" wp14:editId="167A94C4">
                 <wp:simplePos x="0" y="0"/>
                 <wp:positionH relativeFrom="column">
-                  <wp:posOffset>-277053</wp:posOffset>
+                  <wp:posOffset>-277794</wp:posOffset>
                 </wp:positionH>
                 <wp:positionV relativeFrom="paragraph">
-                  <wp:posOffset>1795</wp:posOffset>
+                  <wp:posOffset>115607</wp:posOffset>
                 </wp:positionV>
-                <wp:extent cx="2949575" cy="1383361"/>
-                <wp:effectExtent l="0" t="0" r="3175" b="7620"/>
+                <wp:extent cx="2949575" cy="1723390"/>
+                <wp:effectExtent l="0" t="0" r="3175" b="0"/>
                 <wp:wrapNone/>
                 <wp:docPr id="1" name="グループ化 2"/>
                 <wp:cNvGraphicFramePr/>
@@ -1653,9 +1658,9 @@
                       <wpg:grpSpPr>
                         <a:xfrm>
                           <a:off x="0" y="0"/>
-                          <a:ext cx="2949575" cy="1383361"/>
-                          <a:chOff x="0" y="2089686"/>
-                          <a:chExt cx="3539814" cy="1798747"/>
+                          <a:ext cx="2949575" cy="1723390"/>
+                          <a:chOff x="0" y="1646736"/>
+                          <a:chExt cx="3539814" cy="2241697"/>
                         </a:xfrm>
                       </wpg:grpSpPr>
                       <pic:pic xmlns:pic="http://schemas.openxmlformats.org/drawingml/2006/picture">
@@ -1666,7 +1671,7 @@
                           </pic:cNvPicPr>
                         </pic:nvPicPr>
                         <pic:blipFill>
-                          <a:blip r:embed="rId10">
+                          <a:blip r:embed="rId12">
                             <a:extLst>
                               <a:ext uri="{28A0092B-C50C-407E-A947-70E740481C1C}">
                                 <a14:useLocalDpi xmlns:a14="http://schemas.microsoft.com/office/drawing/2010/main" val="0"/>
@@ -1726,8 +1731,8 @@
                         <wps:cNvSpPr/>
                         <wps:spPr>
                           <a:xfrm>
-                            <a:off x="955068" y="2089686"/>
-                            <a:ext cx="1516424" cy="371710"/>
+                            <a:off x="1116447" y="1646736"/>
+                            <a:ext cx="1516424" cy="588872"/>
                           </a:xfrm>
                           <a:prstGeom prst="rect">
                             <a:avLst/>
@@ -1783,12 +1788,12 @@
           </mc:Choice>
           <mc:Fallback>
             <w:pict>
-              <v:group w14:anchorId="5C30C751" id="グループ化 2" o:spid="_x0000_s1032" style="position:absolute;left:0;text-align:left;margin-left:-21.8pt;margin-top:.15pt;width:232.25pt;height:108.95pt;z-index:251664384;mso-width-relative:margin;mso-height-relative:margin" coordorigin=",20896" coordsize="35398,17987" o:gfxdata="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">
+              <v:group w14:anchorId="5C30C751" id="グループ化 2" o:spid="_x0000_s1032" style="position:absolute;left:0;text-align:left;margin-left:-21.85pt;margin-top:9.1pt;width:232.25pt;height:135.7pt;z-index:251664384;mso-width-relative:margin;mso-height-relative:margin" coordorigin=",16467" coordsize="35398,22416" o:gfxdata="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">
                 <v:shape id="Picture 7" o:spid="_x0000_s1033" type="#_x0000_t75" style="position:absolute;top:21602;width:35398;height:17282;visibility:visible;mso-wrap-style:square" o:gfxdata="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" fillcolor="#4472c4 [3204]" strokecolor="black [3213]">
-                  <v:imagedata r:id="rId11" o:title=""/>
+                  <v:imagedata r:id="rId13" o:title=""/>
                   <v:shadow color="#e7e6e6 [3214]"/>
                 </v:shape>
-                <v:rect id="正方形/長方形 7" o:spid="_x0000_s1034" style="position:absolute;left:9550;top:20896;width:15164;height:3717;visibility:visible;mso-wrap-style:square;v-text-anchor:top" o:gfxdata="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" filled="f" stroked="f">
+                <v:rect id="正方形/長方形 7" o:spid="_x0000_s1034" style="position:absolute;left:11164;top:16467;width:15164;height:5889;visibility:visible;mso-wrap-style:square;v-text-anchor:top" o:gfxdata="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" filled="f" stroked="f">
                   <v:textbox>
                     <w:txbxContent>
                       <w:p>
@@ -1827,6 +1832,20 @@
           </mc:Fallback>
         </mc:AlternateContent>
       </w:r>
+    </w:p>
+    <w:p>
+      <w:pPr>
+        <w:rPr>
+          <w:rFonts w:ascii="Meiryo UI" w:eastAsia="Meiryo UI" w:hAnsi="Meiryo UI" w:cs="Meiryo UI"/>
+        </w:rPr>
+      </w:pPr>
+    </w:p>
+    <w:p>
+      <w:pPr>
+        <w:rPr>
+          <w:rFonts w:ascii="Meiryo UI" w:eastAsia="Meiryo UI" w:hAnsi="Meiryo UI" w:cs="Meiryo UI"/>
+        </w:rPr>
+      </w:pPr>
     </w:p>
     <w:p>
       <w:pPr>
@@ -4374,7 +4393,7 @@
           <w:noProof/>
         </w:rPr>
         <w:drawing>
-          <wp:anchor distT="0" distB="0" distL="114300" distR="114300" simplePos="0" relativeHeight="251676672" behindDoc="0" locked="0" layoutInCell="1" allowOverlap="1" wp14:anchorId="2FEA7FB5" wp14:editId="5231FF72">
+          <wp:anchor distT="0" distB="0" distL="114300" distR="114300" simplePos="0" relativeHeight="251676672" behindDoc="0" locked="0" layoutInCell="1" allowOverlap="1" wp14:anchorId="2FEA7FB5" wp14:editId="21E59994">
             <wp:simplePos x="0" y="0"/>
             <wp:positionH relativeFrom="column">
               <wp:posOffset>3148330</wp:posOffset>
@@ -4399,7 +4418,7 @@
                     </pic:cNvPicPr>
                   </pic:nvPicPr>
                   <pic:blipFill>
-                    <a:blip r:embed="rId12" cstate="print">
+                    <a:blip r:embed="rId14" cstate="print">
                       <a:extLst>
                         <a:ext uri="{28A0092B-C50C-407E-A947-70E740481C1C}">
                           <a14:useLocalDpi xmlns:a14="http://schemas.microsoft.com/office/drawing/2010/main" val="0"/>
@@ -4538,7 +4557,7 @@
                     </pic:cNvPicPr>
                   </pic:nvPicPr>
                   <pic:blipFill>
-                    <a:blip r:embed="rId13">
+                    <a:blip r:embed="rId15">
                       <a:extLst>
                         <a:ext uri="{28A0092B-C50C-407E-A947-70E740481C1C}">
                           <a14:useLocalDpi xmlns:a14="http://schemas.microsoft.com/office/drawing/2010/main" val="0"/>
@@ -4656,7 +4675,7 @@
                     </pic:cNvPicPr>
                   </pic:nvPicPr>
                   <pic:blipFill>
-                    <a:blip r:embed="rId14" cstate="print">
+                    <a:blip r:embed="rId16" cstate="print">
                       <a:extLst>
                         <a:ext uri="{28A0092B-C50C-407E-A947-70E740481C1C}">
                           <a14:useLocalDpi xmlns:a14="http://schemas.microsoft.com/office/drawing/2010/main" val="0"/>
@@ -7067,7 +7086,7 @@
           <w:noProof/>
         </w:rPr>
         <w:drawing>
-          <wp:anchor distT="0" distB="0" distL="114300" distR="114300" simplePos="0" relativeHeight="251671552" behindDoc="0" locked="0" layoutInCell="1" allowOverlap="1" wp14:anchorId="1D313D60" wp14:editId="050C5A7B">
+          <wp:anchor distT="0" distB="0" distL="114300" distR="114300" simplePos="0" relativeHeight="251671552" behindDoc="0" locked="0" layoutInCell="1" allowOverlap="1" wp14:anchorId="1D313D60" wp14:editId="5DF1D783">
             <wp:simplePos x="0" y="0"/>
             <wp:positionH relativeFrom="column">
               <wp:posOffset>3333115</wp:posOffset>
@@ -7092,7 +7111,7 @@
                     </pic:cNvPicPr>
                   </pic:nvPicPr>
                   <pic:blipFill>
-                    <a:blip r:embed="rId12" cstate="print">
+                    <a:blip r:embed="rId14" cstate="print">
                       <a:extLst>
                         <a:ext uri="{28A0092B-C50C-407E-A947-70E740481C1C}">
                           <a14:useLocalDpi xmlns:a14="http://schemas.microsoft.com/office/drawing/2010/main" val="0"/>
@@ -7231,7 +7250,7 @@
                     </pic:cNvPicPr>
                   </pic:nvPicPr>
                   <pic:blipFill>
-                    <a:blip r:embed="rId15">
+                    <a:blip r:embed="rId17">
                       <a:extLst>
                         <a:ext uri="{28A0092B-C50C-407E-A947-70E740481C1C}">
                           <a14:useLocalDpi xmlns:a14="http://schemas.microsoft.com/office/drawing/2010/main" val="0"/>
@@ -7350,7 +7369,7 @@
                     </pic:cNvPicPr>
                   </pic:nvPicPr>
                   <pic:blipFill>
-                    <a:blip r:embed="rId16" cstate="print">
+                    <a:blip r:embed="rId18" cstate="print">
                       <a:extLst>
                         <a:ext uri="{28A0092B-C50C-407E-A947-70E740481C1C}">
                           <a14:useLocalDpi xmlns:a14="http://schemas.microsoft.com/office/drawing/2010/main" val="0"/>
@@ -9980,7 +9999,7 @@
           <w:noProof/>
         </w:rPr>
         <w:drawing>
-          <wp:anchor distT="0" distB="0" distL="114300" distR="114300" simplePos="0" relativeHeight="251679744" behindDoc="0" locked="0" layoutInCell="1" allowOverlap="1" wp14:anchorId="0E9D32E8" wp14:editId="3FB6A31B">
+          <wp:anchor distT="0" distB="0" distL="114300" distR="114300" simplePos="0" relativeHeight="251679744" behindDoc="0" locked="0" layoutInCell="1" allowOverlap="1" wp14:anchorId="0E9D32E8" wp14:editId="2A0D5E92">
             <wp:simplePos x="0" y="0"/>
             <wp:positionH relativeFrom="column">
               <wp:posOffset>3467100</wp:posOffset>
@@ -10005,7 +10024,7 @@
                     </pic:cNvPicPr>
                   </pic:nvPicPr>
                   <pic:blipFill>
-                    <a:blip r:embed="rId17" cstate="print">
+                    <a:blip r:embed="rId19" cstate="print">
                       <a:extLst>
                         <a:ext uri="{28A0092B-C50C-407E-A947-70E740481C1C}">
                           <a14:useLocalDpi xmlns:a14="http://schemas.microsoft.com/office/drawing/2010/main" val="0"/>
@@ -10137,7 +10156,7 @@
                     </pic:cNvPicPr>
                   </pic:nvPicPr>
                   <pic:blipFill>
-                    <a:blip r:embed="rId15">
+                    <a:blip r:embed="rId17">
                       <a:extLst>
                         <a:ext uri="{28A0092B-C50C-407E-A947-70E740481C1C}">
                           <a14:useLocalDpi xmlns:a14="http://schemas.microsoft.com/office/drawing/2010/main" val="0"/>
@@ -10263,7 +10282,7 @@
                     </pic:cNvPicPr>
                   </pic:nvPicPr>
                   <pic:blipFill>
-                    <a:blip r:embed="rId18" cstate="print">
+                    <a:blip r:embed="rId20" cstate="print">
                       <a:extLst>
                         <a:ext uri="{28A0092B-C50C-407E-A947-70E740481C1C}">
                           <a14:useLocalDpi xmlns:a14="http://schemas.microsoft.com/office/drawing/2010/main" val="0"/>
@@ -10865,7 +10884,7 @@
           <w:noProof/>
         </w:rPr>
         <w:drawing>
-          <wp:anchor distT="0" distB="0" distL="114300" distR="114300" simplePos="0" relativeHeight="251685888" behindDoc="0" locked="0" layoutInCell="1" allowOverlap="1" wp14:anchorId="3B5D0BF3" wp14:editId="7BA02B23">
+          <wp:anchor distT="0" distB="0" distL="114300" distR="114300" simplePos="0" relativeHeight="251685888" behindDoc="0" locked="0" layoutInCell="1" allowOverlap="1" wp14:anchorId="3B5D0BF3" wp14:editId="64D06707">
             <wp:simplePos x="0" y="0"/>
             <wp:positionH relativeFrom="column">
               <wp:posOffset>3362960</wp:posOffset>
@@ -10890,7 +10909,7 @@
                     </pic:cNvPicPr>
                   </pic:nvPicPr>
                   <pic:blipFill>
-                    <a:blip r:embed="rId19" cstate="print">
+                    <a:blip r:embed="rId21" cstate="print">
                       <a:extLst>
                         <a:ext uri="{28A0092B-C50C-407E-A947-70E740481C1C}">
                           <a14:useLocalDpi xmlns:a14="http://schemas.microsoft.com/office/drawing/2010/main" val="0"/>
@@ -13460,7 +13479,7 @@
                     </pic:cNvPicPr>
                   </pic:nvPicPr>
                   <pic:blipFill>
-                    <a:blip r:embed="rId15">
+                    <a:blip r:embed="rId17">
                       <a:extLst>
                         <a:ext uri="{28A0092B-C50C-407E-A947-70E740481C1C}">
                           <a14:useLocalDpi xmlns:a14="http://schemas.microsoft.com/office/drawing/2010/main" val="0"/>
@@ -13583,7 +13602,7 @@
                     </pic:cNvPicPr>
                   </pic:nvPicPr>
                   <pic:blipFill>
-                    <a:blip r:embed="rId20" cstate="print">
+                    <a:blip r:embed="rId22" cstate="print">
                       <a:extLst>
                         <a:ext uri="{28A0092B-C50C-407E-A947-70E740481C1C}">
                           <a14:useLocalDpi xmlns:a14="http://schemas.microsoft.com/office/drawing/2010/main" val="0"/>
@@ -14055,7 +14074,7 @@
           <w:noProof/>
         </w:rPr>
         <w:drawing>
-          <wp:anchor distT="0" distB="0" distL="114300" distR="114300" simplePos="0" relativeHeight="251691008" behindDoc="0" locked="0" layoutInCell="1" allowOverlap="1" wp14:anchorId="0CD6B597" wp14:editId="24012345">
+          <wp:anchor distT="0" distB="0" distL="114300" distR="114300" simplePos="0" relativeHeight="251691008" behindDoc="0" locked="0" layoutInCell="1" allowOverlap="1" wp14:anchorId="0CD6B597" wp14:editId="6F95E71E">
             <wp:simplePos x="0" y="0"/>
             <wp:positionH relativeFrom="column">
               <wp:posOffset>3445232</wp:posOffset>
@@ -14080,7 +14099,7 @@
                     </pic:cNvPicPr>
                   </pic:nvPicPr>
                   <pic:blipFill>
-                    <a:blip r:embed="rId21" cstate="print">
+                    <a:blip r:embed="rId23" cstate="print">
                       <a:extLst>
                         <a:ext uri="{28A0092B-C50C-407E-A947-70E740481C1C}">
                           <a14:useLocalDpi xmlns:a14="http://schemas.microsoft.com/office/drawing/2010/main" val="0"/>
@@ -16896,7 +16915,7 @@
                     </pic:cNvPicPr>
                   </pic:nvPicPr>
                   <pic:blipFill>
-                    <a:blip r:embed="rId15">
+                    <a:blip r:embed="rId17">
                       <a:extLst>
                         <a:ext uri="{28A0092B-C50C-407E-A947-70E740481C1C}">
                           <a14:useLocalDpi xmlns:a14="http://schemas.microsoft.com/office/drawing/2010/main" val="0"/>
@@ -17029,7 +17048,7 @@
                     </pic:cNvPicPr>
                   </pic:nvPicPr>
                   <pic:blipFill>
-                    <a:blip r:embed="rId22" cstate="print">
+                    <a:blip r:embed="rId24" cstate="print">
                       <a:extLst>
                         <a:ext uri="{28A0092B-C50C-407E-A947-70E740481C1C}">
                           <a14:useLocalDpi xmlns:a14="http://schemas.microsoft.com/office/drawing/2010/main" val="0"/>
@@ -18582,7 +18601,7 @@
           <w:noProof/>
         </w:rPr>
         <w:drawing>
-          <wp:anchor distT="0" distB="0" distL="114300" distR="114300" simplePos="0" relativeHeight="251696128" behindDoc="0" locked="0" layoutInCell="1" allowOverlap="1" wp14:anchorId="18DA701A" wp14:editId="0F0B5583">
+          <wp:anchor distT="0" distB="0" distL="114300" distR="114300" simplePos="0" relativeHeight="251696128" behindDoc="0" locked="0" layoutInCell="1" allowOverlap="1" wp14:anchorId="18DA701A" wp14:editId="130CDD63">
             <wp:simplePos x="0" y="0"/>
             <wp:positionH relativeFrom="column">
               <wp:posOffset>3029585</wp:posOffset>
@@ -18607,7 +18626,7 @@
                     </pic:cNvPicPr>
                   </pic:nvPicPr>
                   <pic:blipFill>
-                    <a:blip r:embed="rId23" cstate="print">
+                    <a:blip r:embed="rId25" cstate="print">
                       <a:extLst>
                         <a:ext uri="{28A0092B-C50C-407E-A947-70E740481C1C}">
                           <a14:useLocalDpi xmlns:a14="http://schemas.microsoft.com/office/drawing/2010/main" val="0"/>
@@ -18762,7 +18781,7 @@
                     </pic:cNvPicPr>
                   </pic:nvPicPr>
                   <pic:blipFill>
-                    <a:blip r:embed="rId24">
+                    <a:blip r:embed="rId26">
                       <a:extLst>
                         <a:ext uri="{28A0092B-C50C-407E-A947-70E740481C1C}">
                           <a14:useLocalDpi xmlns:a14="http://schemas.microsoft.com/office/drawing/2010/main" val="0"/>
@@ -18885,7 +18904,7 @@
                     </pic:cNvPicPr>
                   </pic:nvPicPr>
                   <pic:blipFill>
-                    <a:blip r:embed="rId25" cstate="print">
+                    <a:blip r:embed="rId27" cstate="print">
                       <a:extLst>
                         <a:ext uri="{28A0092B-C50C-407E-A947-70E740481C1C}">
                           <a14:useLocalDpi xmlns:a14="http://schemas.microsoft.com/office/drawing/2010/main" val="0"/>
@@ -21027,7 +21046,7 @@
           <w:noProof/>
         </w:rPr>
         <w:drawing>
-          <wp:anchor distT="0" distB="0" distL="114300" distR="114300" simplePos="0" relativeHeight="251699200" behindDoc="0" locked="0" layoutInCell="1" allowOverlap="1" wp14:anchorId="3A6F408F" wp14:editId="590C7F66">
+          <wp:anchor distT="0" distB="0" distL="114300" distR="114300" simplePos="0" relativeHeight="251699200" behindDoc="0" locked="0" layoutInCell="1" allowOverlap="1" wp14:anchorId="3A6F408F" wp14:editId="6B50BA6D">
             <wp:simplePos x="0" y="0"/>
             <wp:positionH relativeFrom="column">
               <wp:posOffset>3228975</wp:posOffset>
@@ -21052,7 +21071,7 @@
                     </pic:cNvPicPr>
                   </pic:nvPicPr>
                   <pic:blipFill>
-                    <a:blip r:embed="rId26" cstate="print">
+                    <a:blip r:embed="rId28" cstate="print">
                       <a:extLst>
                         <a:ext uri="{28A0092B-C50C-407E-A947-70E740481C1C}">
                           <a14:useLocalDpi xmlns:a14="http://schemas.microsoft.com/office/drawing/2010/main" val="0"/>
@@ -21191,7 +21210,7 @@
                     </pic:cNvPicPr>
                   </pic:nvPicPr>
                   <pic:blipFill>
-                    <a:blip r:embed="rId27">
+                    <a:blip r:embed="rId29">
                       <a:extLst>
                         <a:ext uri="{28A0092B-C50C-407E-A947-70E740481C1C}">
                           <a14:useLocalDpi xmlns:a14="http://schemas.microsoft.com/office/drawing/2010/main" val="0"/>
@@ -21248,7 +21267,7 @@
           <w:rFonts w:ascii="Meiryo UI" w:eastAsia="Meiryo UI" w:hAnsi="Meiryo UI" w:cs="Meiryo UI"/>
         </w:rPr>
       </w:pPr>
-      <w:hyperlink r:id="rId28" w:history="1">
+      <w:hyperlink r:id="rId30" w:history="1">
         <w:r>
           <w:rPr>
             <w:rStyle w:val="a3"/>
@@ -21310,7 +21329,7 @@
                     </pic:cNvPicPr>
                   </pic:nvPicPr>
                   <pic:blipFill>
-                    <a:blip r:embed="rId29">
+                    <a:blip r:embed="rId31">
                       <a:extLst>
                         <a:ext uri="{28A0092B-C50C-407E-A947-70E740481C1C}">
                           <a14:useLocalDpi xmlns:a14="http://schemas.microsoft.com/office/drawing/2010/main" val="0"/>
@@ -21386,7 +21405,7 @@
           <w:noProof/>
         </w:rPr>
         <w:drawing>
-          <wp:anchor distT="0" distB="0" distL="114300" distR="114300" simplePos="0" relativeHeight="251703296" behindDoc="0" locked="0" layoutInCell="1" allowOverlap="1" wp14:anchorId="5D1F03C5" wp14:editId="09E095F4">
+          <wp:anchor distT="0" distB="0" distL="114300" distR="114300" simplePos="0" relativeHeight="251703296" behindDoc="0" locked="0" layoutInCell="1" allowOverlap="1" wp14:anchorId="5D1F03C5" wp14:editId="24A50F82">
             <wp:simplePos x="0" y="0"/>
             <wp:positionH relativeFrom="column">
               <wp:posOffset>143510</wp:posOffset>
@@ -21411,7 +21430,7 @@
                     </pic:cNvPicPr>
                   </pic:nvPicPr>
                   <pic:blipFill>
-                    <a:blip r:embed="rId30" cstate="print">
+                    <a:blip r:embed="rId32" cstate="print">
                       <a:extLst>
                         <a:ext uri="{28A0092B-C50C-407E-A947-70E740481C1C}">
                           <a14:useLocalDpi xmlns:a14="http://schemas.microsoft.com/office/drawing/2010/main" val="0"/>
@@ -21630,7 +21649,7 @@
                     </pic:cNvPicPr>
                   </pic:nvPicPr>
                   <pic:blipFill>
-                    <a:blip r:embed="rId31" cstate="print">
+                    <a:blip r:embed="rId33" cstate="print">
                       <a:extLst>
                         <a:ext uri="{28A0092B-C50C-407E-A947-70E740481C1C}">
                           <a14:useLocalDpi xmlns:a14="http://schemas.microsoft.com/office/drawing/2010/main" val="0"/>
@@ -21905,7 +21924,7 @@
                     </pic:cNvPicPr>
                   </pic:nvPicPr>
                   <pic:blipFill>
-                    <a:blip r:embed="rId32">
+                    <a:blip r:embed="rId34">
                       <a:extLst>
                         <a:ext uri="{28A0092B-C50C-407E-A947-70E740481C1C}">
                           <a14:useLocalDpi xmlns:a14="http://schemas.microsoft.com/office/drawing/2010/main" val="0"/>
@@ -22036,7 +22055,7 @@
                     </pic:cNvPicPr>
                   </pic:nvPicPr>
                   <pic:blipFill>
-                    <a:blip r:embed="rId33" cstate="print">
+                    <a:blip r:embed="rId35" cstate="print">
                       <a:extLst>
                         <a:ext uri="{28A0092B-C50C-407E-A947-70E740481C1C}">
                           <a14:useLocalDpi xmlns:a14="http://schemas.microsoft.com/office/drawing/2010/main" val="0"/>
@@ -22137,7 +22156,7 @@
                     </pic:cNvPicPr>
                   </pic:nvPicPr>
                   <pic:blipFill>
-                    <a:blip r:embed="rId32">
+                    <a:blip r:embed="rId34">
                       <a:extLst>
                         <a:ext uri="{28A0092B-C50C-407E-A947-70E740481C1C}">
                           <a14:useLocalDpi xmlns:a14="http://schemas.microsoft.com/office/drawing/2010/main" val="0"/>
@@ -22298,7 +22317,7 @@
                     </pic:cNvPicPr>
                   </pic:nvPicPr>
                   <pic:blipFill>
-                    <a:blip r:embed="rId34" cstate="print">
+                    <a:blip r:embed="rId36" cstate="print">
                       <a:extLst>
                         <a:ext uri="{28A0092B-C50C-407E-A947-70E740481C1C}">
                           <a14:useLocalDpi xmlns:a14="http://schemas.microsoft.com/office/drawing/2010/main" val="0"/>
@@ -22486,7 +22505,7 @@
                     </pic:cNvPicPr>
                   </pic:nvPicPr>
                   <pic:blipFill>
-                    <a:blip r:embed="rId35">
+                    <a:blip r:embed="rId37">
                       <a:extLst>
                         <a:ext uri="{28A0092B-C50C-407E-A947-70E740481C1C}">
                           <a14:useLocalDpi xmlns:a14="http://schemas.microsoft.com/office/drawing/2010/main" val="0"/>
@@ -22752,7 +22771,7 @@
           <w:noProof/>
         </w:rPr>
         <w:drawing>
-          <wp:anchor distT="0" distB="0" distL="114300" distR="114300" simplePos="0" relativeHeight="251722752" behindDoc="0" locked="0" layoutInCell="1" allowOverlap="1" wp14:anchorId="70281CA1" wp14:editId="4DDF3B13">
+          <wp:anchor distT="0" distB="0" distL="114300" distR="114300" simplePos="0" relativeHeight="251722752" behindDoc="0" locked="0" layoutInCell="1" allowOverlap="1" wp14:anchorId="70281CA1" wp14:editId="2A554782">
             <wp:simplePos x="0" y="0"/>
             <wp:positionH relativeFrom="column">
               <wp:posOffset>-436383</wp:posOffset>
@@ -22777,7 +22796,7 @@
                     </pic:cNvPicPr>
                   </pic:nvPicPr>
                   <pic:blipFill>
-                    <a:blip r:embed="rId36" cstate="print">
+                    <a:blip r:embed="rId38" cstate="print">
                       <a:extLst>
                         <a:ext uri="{28A0092B-C50C-407E-A947-70E740481C1C}">
                           <a14:useLocalDpi xmlns:a14="http://schemas.microsoft.com/office/drawing/2010/main" val="0"/>
@@ -22962,7 +22981,7 @@
                     </pic:cNvPicPr>
                   </pic:nvPicPr>
                   <pic:blipFill>
-                    <a:blip r:embed="rId37">
+                    <a:blip r:embed="rId39">
                       <a:extLst>
                         <a:ext uri="{28A0092B-C50C-407E-A947-70E740481C1C}">
                           <a14:useLocalDpi xmlns:a14="http://schemas.microsoft.com/office/drawing/2010/main" val="0"/>
@@ -23288,7 +23307,7 @@
                     </pic:cNvPicPr>
                   </pic:nvPicPr>
                   <pic:blipFill>
-                    <a:blip r:embed="rId38" cstate="print">
+                    <a:blip r:embed="rId40" cstate="print">
                       <a:extLst>
                         <a:ext uri="{28A0092B-C50C-407E-A947-70E740481C1C}">
                           <a14:useLocalDpi xmlns:a14="http://schemas.microsoft.com/office/drawing/2010/main" val="0"/>
@@ -23356,7 +23375,7 @@
                     </pic:cNvPicPr>
                   </pic:nvPicPr>
                   <pic:blipFill>
-                    <a:blip r:embed="rId39">
+                    <a:blip r:embed="rId41">
                       <a:extLst>
                         <a:ext uri="{28A0092B-C50C-407E-A947-70E740481C1C}">
                           <a14:useLocalDpi xmlns:a14="http://schemas.microsoft.com/office/drawing/2010/main" val="0"/>
@@ -23668,7 +23687,7 @@
                     </pic:cNvPicPr>
                   </pic:nvPicPr>
                   <pic:blipFill>
-                    <a:blip r:embed="rId40">
+                    <a:blip r:embed="rId42">
                       <a:extLst>
                         <a:ext uri="{28A0092B-C50C-407E-A947-70E740481C1C}">
                           <a14:useLocalDpi xmlns:a14="http://schemas.microsoft.com/office/drawing/2010/main" val="0"/>
@@ -23759,7 +23778,7 @@
                     </pic:cNvPicPr>
                   </pic:nvPicPr>
                   <pic:blipFill>
-                    <a:blip r:embed="rId41">
+                    <a:blip r:embed="rId43">
                       <a:extLst>
                         <a:ext uri="{28A0092B-C50C-407E-A947-70E740481C1C}">
                           <a14:useLocalDpi xmlns:a14="http://schemas.microsoft.com/office/drawing/2010/main" val="0"/>
@@ -24563,7 +24582,6 @@
     </w:p>
     <w:p/>
     <w:sectPr>
-      <w:headerReference w:type="default" r:id="rId42"/>
       <w:pgSz w:w="11906" w:h="16838"/>
       <w:pgMar w:top="1985" w:right="1701" w:bottom="1701" w:left="1701" w:header="851" w:footer="992" w:gutter="0"/>
       <w:cols w:space="425"/>
@@ -24573,14 +24591,42 @@
 </w:document>
 </file>
 
-<file path=word/header1.xml><?xml version="1.0" encoding="utf-8"?>
-<w:hdr xmlns:wpc="http://schemas.microsoft.com/office/word/2010/wordprocessingCanvas" xmlns:cx="http://schemas.microsoft.com/office/drawing/2014/chartex" xmlns:cx1="http://schemas.microsoft.com/office/drawing/2015/9/8/chartex" xmlns:cx2="http://schemas.microsoft.com/office/drawing/2015/10/21/chartex" xmlns:cx3="http://schemas.microsoft.com/office/drawing/2016/5/9/chartex" xmlns:cx4="http://schemas.microsoft.com/office/drawing/2016/5/10/chartex" xmlns:cx5="http://schemas.microsoft.com/office/drawing/2016/5/11/chartex" xmlns:cx6="http://schemas.microsoft.com/office/drawing/2016/5/12/chartex" xmlns:cx7="http://schemas.microsoft.com/office/drawing/2016/5/13/chartex" xmlns:cx8="http://schemas.microsoft.com/office/drawing/2016/5/14/chartex" xmlns:mc="http://schemas.openxmlformats.org/markup-compatibility/2006" xmlns:aink="http://schemas.microsoft.com/office/drawing/2016/ink" xmlns:am3d="http://schemas.microsoft.com/office/drawing/2017/model3d" xmlns:o="urn:schemas-microsoft-com:office:office" xmlns:oel="http://schemas.microsoft.com/office/2019/extlst" xmlns:r="http://schemas.openxmlformats.org/officeDocument/2006/relationships" xmlns:m="http://schemas.openxmlformats.org/officeDocument/2006/math" xmlns:v="urn:schemas-microsoft-com:vml" xmlns:wp14="http://schemas.microsoft.com/office/word/2010/wordprocessingDrawing" xmlns:wp="http://schemas.openxmlformats.org/drawingml/2006/wordprocessingDrawing" xmlns:w10="urn:schemas-microsoft-com:office:word" xmlns:w="http://schemas.openxmlformats.org/wordprocessingml/2006/main" xmlns:w14="http://schemas.microsoft.com/office/word/2010/wordml" xmlns:w15="http://schemas.microsoft.com/office/word/2012/wordml" xmlns:w16cex="http://schemas.microsoft.com/office/word/2018/wordml/cex" xmlns:w16cid="http://schemas.microsoft.com/office/word/2016/wordml/cid" xmlns:w16="http://schemas.microsoft.com/office/word/2018/wordml" xmlns:w16sdtdh="http://schemas.microsoft.com/office/word/2020/wordml/sdtdatahash" xmlns:w16se="http://schemas.microsoft.com/office/word/2015/wordml/symex" xmlns:wpg="http://schemas.microsoft.com/office/word/2010/wordprocessingGroup" xmlns:wpi="http://schemas.microsoft.com/office/word/2010/wordprocessingInk" xmlns:wne="http://schemas.microsoft.com/office/word/2006/wordml" xmlns:wps="http://schemas.microsoft.com/office/word/2010/wordprocessingShape" mc:Ignorable="w14 w15 w16se w16cid w16 w16cex w16sdtdh wp14">
-  <w:p>
-    <w:pPr>
-      <w:pStyle w:val="a4"/>
-    </w:pPr>
-  </w:p>
-</w:hdr>
+<file path=word/endnotes.xml><?xml version="1.0" encoding="utf-8"?>
+<w:endnotes xmlns:wpc="http://schemas.microsoft.com/office/word/2010/wordprocessingCanvas" xmlns:cx="http://schemas.microsoft.com/office/drawing/2014/chartex" xmlns:cx1="http://schemas.microsoft.com/office/drawing/2015/9/8/chartex" xmlns:cx2="http://schemas.microsoft.com/office/drawing/2015/10/21/chartex" xmlns:cx3="http://schemas.microsoft.com/office/drawing/2016/5/9/chartex" xmlns:cx4="http://schemas.microsoft.com/office/drawing/2016/5/10/chartex" xmlns:cx5="http://schemas.microsoft.com/office/drawing/2016/5/11/chartex" xmlns:cx6="http://schemas.microsoft.com/office/drawing/2016/5/12/chartex" xmlns:cx7="http://schemas.microsoft.com/office/drawing/2016/5/13/chartex" xmlns:cx8="http://schemas.microsoft.com/office/drawing/2016/5/14/chartex" xmlns:mc="http://schemas.openxmlformats.org/markup-compatibility/2006" xmlns:aink="http://schemas.microsoft.com/office/drawing/2016/ink" xmlns:am3d="http://schemas.microsoft.com/office/drawing/2017/model3d" xmlns:o="urn:schemas-microsoft-com:office:office" xmlns:oel="http://schemas.microsoft.com/office/2019/extlst" xmlns:r="http://schemas.openxmlformats.org/officeDocument/2006/relationships" xmlns:m="http://schemas.openxmlformats.org/officeDocument/2006/math" xmlns:v="urn:schemas-microsoft-com:vml" xmlns:wp14="http://schemas.microsoft.com/office/word/2010/wordprocessingDrawing" xmlns:wp="http://schemas.openxmlformats.org/drawingml/2006/wordprocessingDrawing" xmlns:w10="urn:schemas-microsoft-com:office:word" xmlns:w="http://schemas.openxmlformats.org/wordprocessingml/2006/main" xmlns:w14="http://schemas.microsoft.com/office/word/2010/wordml" xmlns:w15="http://schemas.microsoft.com/office/word/2012/wordml" xmlns:w16cex="http://schemas.microsoft.com/office/word/2018/wordml/cex" xmlns:w16cid="http://schemas.microsoft.com/office/word/2016/wordml/cid" xmlns:w16="http://schemas.microsoft.com/office/word/2018/wordml" xmlns:w16sdtdh="http://schemas.microsoft.com/office/word/2020/wordml/sdtdatahash" xmlns:w16se="http://schemas.microsoft.com/office/word/2015/wordml/symex" xmlns:wpg="http://schemas.microsoft.com/office/word/2010/wordprocessingGroup" xmlns:wpi="http://schemas.microsoft.com/office/word/2010/wordprocessingInk" xmlns:wne="http://schemas.microsoft.com/office/word/2006/wordml" xmlns:wps="http://schemas.microsoft.com/office/word/2010/wordprocessingShape" mc:Ignorable="w14 w15 w16se w16cid w16 w16cex w16sdtdh wp14">
+  <w:endnote w:type="separator" w:id="-1">
+    <w:p>
+      <w:r>
+        <w:separator/>
+      </w:r>
+    </w:p>
+  </w:endnote>
+  <w:endnote w:type="continuationSeparator" w:id="0">
+    <w:p>
+      <w:r>
+        <w:continuationSeparator/>
+      </w:r>
+    </w:p>
+  </w:endnote>
+</w:endnotes>
+</file>
+
+<file path=word/footnotes.xml><?xml version="1.0" encoding="utf-8"?>
+<w:footnotes xmlns:wpc="http://schemas.microsoft.com/office/word/2010/wordprocessingCanvas" xmlns:cx="http://schemas.microsoft.com/office/drawing/2014/chartex" xmlns:cx1="http://schemas.microsoft.com/office/drawing/2015/9/8/chartex" xmlns:cx2="http://schemas.microsoft.com/office/drawing/2015/10/21/chartex" xmlns:cx3="http://schemas.microsoft.com/office/drawing/2016/5/9/chartex" xmlns:cx4="http://schemas.microsoft.com/office/drawing/2016/5/10/chartex" xmlns:cx5="http://schemas.microsoft.com/office/drawing/2016/5/11/chartex" xmlns:cx6="http://schemas.microsoft.com/office/drawing/2016/5/12/chartex" xmlns:cx7="http://schemas.microsoft.com/office/drawing/2016/5/13/chartex" xmlns:cx8="http://schemas.microsoft.com/office/drawing/2016/5/14/chartex" xmlns:mc="http://schemas.openxmlformats.org/markup-compatibility/2006" xmlns:aink="http://schemas.microsoft.com/office/drawing/2016/ink" xmlns:am3d="http://schemas.microsoft.com/office/drawing/2017/model3d" xmlns:o="urn:schemas-microsoft-com:office:office" xmlns:oel="http://schemas.microsoft.com/office/2019/extlst" xmlns:r="http://schemas.openxmlformats.org/officeDocument/2006/relationships" xmlns:m="http://schemas.openxmlformats.org/officeDocument/2006/math" xmlns:v="urn:schemas-microsoft-com:vml" xmlns:wp14="http://schemas.microsoft.com/office/word/2010/wordprocessingDrawing" xmlns:wp="http://schemas.openxmlformats.org/drawingml/2006/wordprocessingDrawing" xmlns:w10="urn:schemas-microsoft-com:office:word" xmlns:w="http://schemas.openxmlformats.org/wordprocessingml/2006/main" xmlns:w14="http://schemas.microsoft.com/office/word/2010/wordml" xmlns:w15="http://schemas.microsoft.com/office/word/2012/wordml" xmlns:w16cex="http://schemas.microsoft.com/office/word/2018/wordml/cex" xmlns:w16cid="http://schemas.microsoft.com/office/word/2016/wordml/cid" xmlns:w16="http://schemas.microsoft.com/office/word/2018/wordml" xmlns:w16sdtdh="http://schemas.microsoft.com/office/word/2020/wordml/sdtdatahash" xmlns:w16se="http://schemas.microsoft.com/office/word/2015/wordml/symex" xmlns:wpg="http://schemas.microsoft.com/office/word/2010/wordprocessingGroup" xmlns:wpi="http://schemas.microsoft.com/office/word/2010/wordprocessingInk" xmlns:wne="http://schemas.microsoft.com/office/word/2006/wordml" xmlns:wps="http://schemas.microsoft.com/office/word/2010/wordprocessingShape" mc:Ignorable="w14 w15 w16se w16cid w16 w16cex w16sdtdh wp14">
+  <w:footnote w:type="separator" w:id="-1">
+    <w:p>
+      <w:r>
+        <w:separator/>
+      </w:r>
+    </w:p>
+  </w:footnote>
+  <w:footnote w:type="continuationSeparator" w:id="0">
+    <w:p>
+      <w:r>
+        <w:continuationSeparator/>
+      </w:r>
+    </w:p>
+  </w:footnote>
+</w:footnotes>
 </file>
 
 <file path=word/styles.xml><?xml version="1.0" encoding="utf-8"?>
@@ -24703,6 +24749,7 @@
     <w:lsdException w:name="HTML Sample" w:semiHidden="1" w:unhideWhenUsed="1"/>
     <w:lsdException w:name="HTML Typewriter" w:semiHidden="1" w:unhideWhenUsed="1"/>
     <w:lsdException w:name="HTML Variable" w:semiHidden="1" w:unhideWhenUsed="1"/>
+    <w:lsdException w:name="Normal Table" w:semiHidden="1" w:unhideWhenUsed="1"/>
     <w:lsdException w:name="annotation subject" w:semiHidden="1" w:unhideWhenUsed="1"/>
     <w:lsdException w:name="No List" w:semiHidden="1" w:unhideWhenUsed="1"/>
     <w:lsdException w:name="Outline List 1" w:semiHidden="1" w:unhideWhenUsed="1"/>
@@ -24749,8 +24796,10 @@
     <w:lsdException w:name="Table Subtle 2" w:semiHidden="1" w:unhideWhenUsed="1"/>
     <w:lsdException w:name="Table Web 1" w:semiHidden="1" w:unhideWhenUsed="1"/>
     <w:lsdException w:name="Table Web 2" w:semiHidden="1" w:unhideWhenUsed="1"/>
+    <w:lsdException w:name="Table Web 3" w:semiHidden="1" w:unhideWhenUsed="1"/>
     <w:lsdException w:name="Balloon Text" w:semiHidden="1" w:unhideWhenUsed="1"/>
     <w:lsdException w:name="Table Grid" w:uiPriority="39"/>
+    <w:lsdException w:name="Table Theme" w:semiHidden="1" w:unhideWhenUsed="1"/>
     <w:lsdException w:name="Placeholder Text" w:semiHidden="1"/>
     <w:lsdException w:name="No Spacing" w:uiPriority="1" w:qFormat="1"/>
     <w:lsdException w:name="Light Shading" w:uiPriority="60"/>
@@ -25060,6 +25109,28 @@
     <w:uiPriority w:val="99"/>
     <w:rsid w:val="00FB7639"/>
   </w:style>
+  <w:style w:type="paragraph" w:styleId="a6">
+    <w:name w:val="footer"/>
+    <w:basedOn w:val="a"/>
+    <w:link w:val="a7"/>
+    <w:uiPriority w:val="99"/>
+    <w:unhideWhenUsed/>
+    <w:rsid w:val="00A667B8"/>
+    <w:pPr>
+      <w:tabs>
+        <w:tab w:val="center" w:pos="4252"/>
+        <w:tab w:val="right" w:pos="8504"/>
+      </w:tabs>
+      <w:snapToGrid w:val="0"/>
+    </w:pPr>
+  </w:style>
+  <w:style w:type="character" w:customStyle="1" w:styleId="a7">
+    <w:name w:val="フッター (文字)"/>
+    <w:basedOn w:val="a0"/>
+    <w:link w:val="a6"/>
+    <w:uiPriority w:val="99"/>
+    <w:rsid w:val="00A667B8"/>
+  </w:style>
 </w:styles>
 </file>
 
